--- a/03_Outputs/final scripts/fr/Module 5/5.1.0-fr.docx
+++ b/03_Outputs/final scripts/fr/Module 5/5.1.0-fr.docx
@@ -9,7 +9,7 @@
     </w:p>
     <w:p>
       <w:r>
-        <w:t>Ce chapitre fait un point central : la transition énergétique ne concerne pas seulement la technologie ou la finance — il s'agit de gouvernance. Qui décide, comment les décisions sont prises, et si les bénéfices sont équitablement partagés détermineront le succès ou l’échec.</w:t>
+        <w:t>Ce chapitre fait un point central : la transition énergétique ne concerne pas seulement la technologie ou le financement — il s'agit de gouvernance. Qui décide, comment les décisions sont prises, et si les bénéfices sont équitablement partagés détermineront le succès ou l’échec.</w:t>
       </w:r>
     </w:p>
     <w:p>
@@ -19,7 +19,7 @@
     </w:p>
     <w:p>
       <w:r>
-        <w:t>Vous verrez comment la gouvernance fonctionne à plusieurs niveaux. Autorités locales, nationales, régionales et internationales. Des transitions efficaces relient ces couches verticalement, horizontalement, et par le biais de partenariats axés sur des missions.</w:t>
+        <w:t>Vous verrez comment la gouvernance fonctionne à plusieurs niveaux. Local, national, régional et international. Des transitions efficaces relient ces couches verticalement, horizontalement, et par le biais de partenariats axés sur des missions.</w:t>
       </w:r>
     </w:p>
     <w:p>
@@ -29,7 +29,7 @@
     </w:p>
     <w:p>
       <w:r>
-        <w:t>Ce chapitre introduit également l'Approche de toute la société, un modèle transformateur qui élargit la participation au-delà du gouvernement pour inclure la société civile, les communautés, les jeunes, les peuples autochtones, le monde académique et le secteur privé. Passer d’un système « centré sur le gouvernement » à un système « centré sur la gouvernance » mobilise des connaissances et des ressources diverses, construit la confiance publique et accélère l’innovation.</w:t>
+        <w:t>Ce chapitre introduit également l'Approche de toute la société, un modèle transformateur qui élargit la participation au-delà du gouvernement pour inclure la société civile, les communautés, les jeunes, les peuples autochtones, le monde académique et le secteur privé. Passer d’un système « centré sur le gouvernement » à un système « centré sur la gouvernance » mobilise des connaissances et des ressources diverses, renforce la confiance publique et accélère l’innovation.</w:t>
       </w:r>
     </w:p>
     <w:p>
